--- a/education/k8s-k3s-redpanda/docx/chapter02_object_model.docx
+++ b/education/k8s-k3s-redpanda/docx/chapter02_object_model.docx
@@ -10713,6 +10713,7 @@
     <w:bookmarkEnd w:id="51"/>
     <w:bookmarkEnd w:id="52"/>
     <w:sectPr>
+      <w:footerReference r:id="rIdEduFooter" w:type="default"/>
       <w:pgSz w:h="15840" w:w="12240"/>
       <w:pgMar w:bottom="1440" w:footer="720" w:gutter="0" w:header="720" w:left="1080" w:right="1080" w:top="1440"/>
       <w:footnotePr>
@@ -10725,6 +10726,71 @@
 
 <file path=word/comments.xml><?xml version="1.0" encoding="utf-8"?>
 <w:comments xmlns:w="http://schemas.openxmlformats.org/wordprocessingml/2006/main" xmlns:m="http://schemas.openxmlformats.org/officeDocument/2006/math" xmlns:r="http://schemas.openxmlformats.org/officeDocument/2006/relationships" xmlns:o="urn:schemas-microsoft-com:office:office" xmlns:v="urn:schemas-microsoft-com:vml" xmlns:w10="urn:schemas-microsoft-com:office:word" xmlns:a="http://schemas.openxmlformats.org/drawingml/2006/main" xmlns:pic="http://schemas.openxmlformats.org/drawingml/2006/picture" xmlns:wp="http://schemas.openxmlformats.org/drawingml/2006/wordprocessingDrawing"/>
+</file>
+
+<file path=word/footer99.xml><?xml version="1.0" encoding="utf-8"?>
+<w:ftr xmlns:w="http://schemas.openxmlformats.org/wordprocessingml/2006/main" xmlns:r="http://schemas.openxmlformats.org/officeDocument/2006/relationships">
+  <w:p>
+    <w:pPr>
+      <w:jc w:val="center"/>
+      <w:spacing w:before="0" w:after="0"/>
+      <w:rPr>
+        <w:rFonts w:ascii="Calibri" w:hAnsi="Calibri"/>
+        <w:sz w:val="18"/>
+        <w:szCs w:val="18"/>
+        <w:color w:val="595959"/>
+      </w:rPr>
+    </w:pPr>
+    <w:r>
+      <w:rPr>
+        <w:rFonts w:ascii="Calibri" w:hAnsi="Calibri"/>
+        <w:sz w:val="18"/>
+        <w:szCs w:val="18"/>
+        <w:color w:val="595959"/>
+      </w:rPr>
+      <w:t xml:space="preserve">Chapter 2  ·  Page </w:t>
+    </w:r>
+    <w:r>
+      <w:fldChar w:fldCharType="begin"/>
+    </w:r>
+    <w:r>
+      <w:instrText xml:space="preserve"> PAGE </w:instrText>
+    </w:r>
+    <w:r>
+      <w:fldChar w:fldCharType="separate"/>
+    </w:r>
+    <w:r>
+      <w:t>1</w:t>
+    </w:r>
+    <w:r>
+      <w:fldChar w:fldCharType="end"/>
+    </w:r>
+    <w:r>
+      <w:rPr>
+        <w:rFonts w:ascii="Calibri" w:hAnsi="Calibri"/>
+        <w:sz w:val="18"/>
+        <w:szCs w:val="18"/>
+        <w:color w:val="595959"/>
+      </w:rPr>
+      <w:t xml:space="preserve"> of </w:t>
+    </w:r>
+    <w:r>
+      <w:fldChar w:fldCharType="begin"/>
+    </w:r>
+    <w:r>
+      <w:instrText xml:space="preserve"> NUMPAGES </w:instrText>
+    </w:r>
+    <w:r>
+      <w:fldChar w:fldCharType="separate"/>
+    </w:r>
+    <w:r>
+      <w:t>1</w:t>
+    </w:r>
+    <w:r>
+      <w:fldChar w:fldCharType="end"/>
+    </w:r>
+  </w:p>
+</w:ftr>
 </file>
 
 <file path=word/footnotes.xml><?xml version="1.0" encoding="utf-8"?>

--- a/education/k8s-k3s-redpanda/docx/chapter02_object_model.docx
+++ b/education/k8s-k3s-redpanda/docx/chapter02_object_model.docx
@@ -10742,43 +10742,10 @@
       </w:rPr>
     </w:pPr>
     <w:r>
-      <w:rPr>
-        <w:rFonts w:ascii="Calibri" w:hAnsi="Calibri"/>
-        <w:sz w:val="18"/>
-        <w:szCs w:val="18"/>
-        <w:color w:val="595959"/>
-      </w:rPr>
-      <w:t xml:space="preserve">Chapter 2  ·  Page </w:t>
-    </w:r>
-    <w:r>
       <w:fldChar w:fldCharType="begin"/>
     </w:r>
     <w:r>
       <w:instrText xml:space="preserve"> PAGE </w:instrText>
-    </w:r>
-    <w:r>
-      <w:fldChar w:fldCharType="separate"/>
-    </w:r>
-    <w:r>
-      <w:t>1</w:t>
-    </w:r>
-    <w:r>
-      <w:fldChar w:fldCharType="end"/>
-    </w:r>
-    <w:r>
-      <w:rPr>
-        <w:rFonts w:ascii="Calibri" w:hAnsi="Calibri"/>
-        <w:sz w:val="18"/>
-        <w:szCs w:val="18"/>
-        <w:color w:val="595959"/>
-      </w:rPr>
-      <w:t xml:space="preserve"> of </w:t>
-    </w:r>
-    <w:r>
-      <w:fldChar w:fldCharType="begin"/>
-    </w:r>
-    <w:r>
-      <w:instrText xml:space="preserve"> NUMPAGES </w:instrText>
     </w:r>
     <w:r>
       <w:fldChar w:fldCharType="separate"/>

--- a/education/k8s-k3s-redpanda/docx/chapter02_object_model.docx
+++ b/education/k8s-k3s-redpanda/docx/chapter02_object_model.docx
@@ -2,13 +2,13 @@
 <file path=word/document.xml><?xml version="1.0" encoding="utf-8"?>
 <w:document xmlns:w="http://schemas.openxmlformats.org/wordprocessingml/2006/main" xmlns:m="http://schemas.openxmlformats.org/officeDocument/2006/math" xmlns:r="http://schemas.openxmlformats.org/officeDocument/2006/relationships" xmlns:o="urn:schemas-microsoft-com:office:office" xmlns:v="urn:schemas-microsoft-com:vml" xmlns:w10="urn:schemas-microsoft-com:office:word" xmlns:a="http://schemas.openxmlformats.org/drawingml/2006/main" xmlns:pic="http://schemas.openxmlformats.org/drawingml/2006/picture" xmlns:wp="http://schemas.openxmlformats.org/drawingml/2006/wordprocessingDrawing">
   <w:body>
-    <w:bookmarkStart w:id="52" w:name="X6bc7f117f9e5e7e96768fa0341c965f0f1d974d"/>
+    <w:bookmarkStart w:id="53" w:name="X4716feb32f782b69609d5e6f926a22638105de8"/>
     <w:p>
       <w:pPr>
         <w:pStyle w:val="Heading1"/>
       </w:pPr>
       <w:r>
-        <w:t xml:space="preserve">Chapter 2 — The Object Model: Deployments, Rollouts, and the Two Probes</w:t>
+        <w:t xml:space="preserve">Kubernetes + Redpanda · Chapter 2 — The Object Model: Deployments, Rollouts, and the Two Probes</w:t>
       </w:r>
     </w:p>
     <w:p>
@@ -8294,7 +8294,7 @@
     </w:p>
     <w:bookmarkEnd w:id="45"/>
     <w:bookmarkEnd w:id="46"/>
-    <w:bookmarkStart w:id="47" w:name="where-this-differs-from-production"/>
+    <w:bookmarkStart w:id="48" w:name="where-this-differs-from-production"/>
     <w:p>
       <w:pPr>
         <w:pStyle w:val="Heading2"/>
@@ -8580,6 +8580,570 @@
         </w:tc>
       </w:tr>
     </w:tbl>
+    <w:bookmarkStart w:id="47" w:name="Xbab728535a631e7d95aa9e7891ef7071f74982c"/>
+    <w:p>
+      <w:pPr>
+        <w:pStyle w:val="Heading3"/>
+      </w:pPr>
+      <w:r>
+        <w:t xml:space="preserve">⭐ Lab vs PROD — the two rows above that are defects, not shortcuts</w:t>
+      </w:r>
+    </w:p>
+    <w:p>
+      <w:pPr>
+        <w:pStyle w:val="FirstParagraph"/>
+      </w:pPr>
+      <w:r>
+        <w:rPr>
+          <w:i/>
+          <w:iCs/>
+        </w:rPr>
+        <w:t xml:space="preserve">Added Aug 13, 2026, retrofitting a convention introduced with the Docker Swarm track. Most of that table</w:t>
+      </w:r>
+      <w:r>
+        <w:rPr>
+          <w:i/>
+          <w:iCs/>
+        </w:rPr>
+        <w:t xml:space="preserve"> </w:t>
+      </w:r>
+      <w:r>
+        <w:rPr>
+          <w:i/>
+          <w:iCs/>
+        </w:rPr>
+        <w:t xml:space="preserve">is scale: pre-cached images and one node change</w:t>
+      </w:r>
+      <w:r>
+        <w:rPr>
+          <w:i/>
+          <w:iCs/>
+        </w:rPr>
+        <w:t xml:space="preserve"> </w:t>
+      </w:r>
+      <w:r>
+        <w:rPr>
+          <w:b/>
+          <w:bCs/>
+          <w:i/>
+          <w:iCs/>
+        </w:rPr>
+        <w:t xml:space="preserve">timings</w:t>
+      </w:r>
+      <w:r>
+        <w:rPr>
+          <w:i/>
+          <w:iCs/>
+        </w:rPr>
+        <w:t xml:space="preserve">, not correctness.</w:t>
+      </w:r>
+      <w:r>
+        <w:rPr>
+          <w:i/>
+          <w:iCs/>
+        </w:rPr>
+        <w:t xml:space="preserve"> </w:t>
+      </w:r>
+      <w:r>
+        <w:rPr>
+          <w:b/>
+          <w:bCs/>
+          <w:i/>
+          <w:iCs/>
+        </w:rPr>
+        <w:t xml:space="preserve">These two change what the</w:t>
+      </w:r>
+      <w:r>
+        <w:rPr>
+          <w:b/>
+          <w:bCs/>
+          <w:i/>
+          <w:iCs/>
+        </w:rPr>
+        <w:t xml:space="preserve"> </w:t>
+      </w:r>
+      <w:r>
+        <w:rPr>
+          <w:b/>
+          <w:bCs/>
+          <w:i/>
+          <w:iCs/>
+        </w:rPr>
+        <w:t xml:space="preserve">system actually guarantees.</w:t>
+      </w:r>
+    </w:p>
+    <w:p>
+      <w:pPr>
+        <w:pStyle w:val="BlockText"/>
+      </w:pPr>
+      <w:r>
+        <w:rPr>
+          <w:b/>
+          <w:bCs/>
+        </w:rPr>
+        <w:t xml:space="preserve">Lab vs PROD — a probe that does not test the application.</w:t>
+      </w:r>
+      <w:r>
+        <w:t xml:space="preserve"> </w:t>
+      </w:r>
+      <w:r>
+        <w:rPr>
+          <w:i/>
+          <w:iCs/>
+        </w:rPr>
+        <w:t xml:space="preserve">In the lab:</w:t>
+      </w:r>
+      <w:r>
+        <w:t xml:space="preserve"> </w:t>
+      </w:r>
+      <w:r>
+        <w:t xml:space="preserve">readiness and liveness both</w:t>
+      </w:r>
+      <w:r>
+        <w:t xml:space="preserve"> </w:t>
+      </w:r>
+      <w:r>
+        <w:t xml:space="preserve">hit</w:t>
+      </w:r>
+      <w:r>
+        <w:t xml:space="preserve"> </w:t>
+      </w:r>
+      <w:r>
+        <w:rPr>
+          <w:rStyle w:val="VerbatimChar"/>
+        </w:rPr>
+        <w:t xml:space="preserve">/</w:t>
+      </w:r>
+      <w:r>
+        <w:t xml:space="preserve"> </w:t>
+      </w:r>
+      <w:r>
+        <w:t xml:space="preserve">on an nginx container, which answers as long as the web server process is alive.</w:t>
+      </w:r>
+      <w:r>
+        <w:t xml:space="preserve"> </w:t>
+      </w:r>
+      <w:r>
+        <w:rPr>
+          <w:i/>
+          <w:iCs/>
+        </w:rPr>
+        <w:t xml:space="preserve">Why it’s</w:t>
+      </w:r>
+      <w:r>
+        <w:rPr>
+          <w:i/>
+          <w:iCs/>
+        </w:rPr>
+        <w:t xml:space="preserve"> </w:t>
+      </w:r>
+      <w:r>
+        <w:rPr>
+          <w:i/>
+          <w:iCs/>
+        </w:rPr>
+        <w:t xml:space="preserve">acceptable here:</w:t>
+      </w:r>
+      <w:r>
+        <w:t xml:space="preserve"> </w:t>
+      </w:r>
+      <w:r>
+        <w:t xml:space="preserve">the subject being taught is the</w:t>
+      </w:r>
+      <w:r>
+        <w:t xml:space="preserve"> </w:t>
+      </w:r>
+      <w:r>
+        <w:rPr>
+          <w:i/>
+          <w:iCs/>
+        </w:rPr>
+        <w:t xml:space="preserve">mechanism</w:t>
+      </w:r>
+      <w:r>
+        <w:t xml:space="preserve"> </w:t>
+      </w:r>
+      <w:r>
+        <w:t xml:space="preserve">— how the endpoint is removed from an</w:t>
+      </w:r>
+      <w:r>
+        <w:t xml:space="preserve"> </w:t>
+      </w:r>
+      <w:r>
+        <w:t xml:space="preserve">EndpointSlice, and how §7’s liveness misconfiguration causes a restart loop — and a trivial endpoint</w:t>
+      </w:r>
+      <w:r>
+        <w:t xml:space="preserve"> </w:t>
+      </w:r>
+      <w:r>
+        <w:t xml:space="preserve">makes that mechanism visible.</w:t>
+      </w:r>
+      <w:r>
+        <w:t xml:space="preserve"> </w:t>
+      </w:r>
+      <w:r>
+        <w:rPr>
+          <w:i/>
+          <w:iCs/>
+        </w:rPr>
+        <w:t xml:space="preserve">In production:</w:t>
+      </w:r>
+      <w:r>
+        <w:t xml:space="preserve"> </w:t>
+      </w:r>
+      <w:r>
+        <w:t xml:space="preserve">a purpose-built endpoint that verifies the things the</w:t>
+      </w:r>
+      <w:r>
+        <w:t xml:space="preserve"> </w:t>
+      </w:r>
+      <w:r>
+        <w:t xml:space="preserve">request path actually needs — a database round-trip, a broker connection, a warm cache.</w:t>
+      </w:r>
+      <w:r>
+        <w:t xml:space="preserve"> </w:t>
+      </w:r>
+      <w:r>
+        <w:rPr>
+          <w:i/>
+          <w:iCs/>
+        </w:rPr>
+        <w:t xml:space="preserve">If you carry</w:t>
+      </w:r>
+      <w:r>
+        <w:rPr>
+          <w:i/>
+          <w:iCs/>
+        </w:rPr>
+        <w:t xml:space="preserve"> </w:t>
+      </w:r>
+      <w:r>
+        <w:rPr>
+          <w:i/>
+          <w:iCs/>
+        </w:rPr>
+        <w:t xml:space="preserve">the habit:</w:t>
+      </w:r>
+      <w:r>
+        <w:t xml:space="preserve"> </w:t>
+      </w:r>
+      <w:r>
+        <w:t xml:space="preserve">🚨</w:t>
+      </w:r>
+      <w:r>
+        <w:t xml:space="preserve"> </w:t>
+      </w:r>
+      <w:r>
+        <w:rPr>
+          <w:b/>
+          <w:bCs/>
+        </w:rPr>
+        <w:t xml:space="preserve">you get the illusion of health checking with none of the protection.</w:t>
+      </w:r>
+      <w:r>
+        <w:t xml:space="preserve"> </w:t>
+      </w:r>
+      <w:r>
+        <w:t xml:space="preserve">A process that</w:t>
+      </w:r>
+      <w:r>
+        <w:t xml:space="preserve"> </w:t>
+      </w:r>
+      <w:r>
+        <w:t xml:space="preserve">is up but cannot reach its database passes</w:t>
+      </w:r>
+      <w:r>
+        <w:t xml:space="preserve"> </w:t>
+      </w:r>
+      <w:r>
+        <w:rPr>
+          <w:rStyle w:val="VerbatimChar"/>
+        </w:rPr>
+        <w:t xml:space="preserve">/</w:t>
+      </w:r>
+      <w:r>
+        <w:t xml:space="preserve"> </w:t>
+      </w:r>
+      <w:r>
+        <w:t xml:space="preserve">forever, so Kubernetes keeps routing traffic to it and</w:t>
+      </w:r>
+      <w:r>
+        <w:t xml:space="preserve"> </w:t>
+      </w:r>
+      <w:r>
+        <w:t xml:space="preserve">keeps reporting</w:t>
+      </w:r>
+      <w:r>
+        <w:t xml:space="preserve"> </w:t>
+      </w:r>
+      <w:r>
+        <w:rPr>
+          <w:rStyle w:val="VerbatimChar"/>
+        </w:rPr>
+        <w:t xml:space="preserve">Ready</w:t>
+      </w:r>
+      <w:r>
+        <w:t xml:space="preserve">. This is precisely the failure Chapter 6 §13 hits from the other direction —</w:t>
+      </w:r>
+      <w:r>
+        <w:t xml:space="preserve"> </w:t>
+      </w:r>
+      <w:r>
+        <w:rPr>
+          <w:b/>
+          <w:bCs/>
+        </w:rPr>
+        <w:t xml:space="preserve">Kubernetes cannot tell a working consumer from a hung one</w:t>
+      </w:r>
+      <w:r>
+        <w:t xml:space="preserve"> </w:t>
+      </w:r>
+      <w:r>
+        <w:t xml:space="preserve">— and the reason is the same: nothing was</w:t>
+      </w:r>
+      <w:r>
+        <w:t xml:space="preserve"> </w:t>
+      </w:r>
+      <w:r>
+        <w:t xml:space="preserve">asked that the broken state would fail.</w:t>
+      </w:r>
+    </w:p>
+    <w:p>
+      <w:pPr>
+        <w:pStyle w:val="BlockText"/>
+      </w:pPr>
+      <w:r>
+        <w:rPr>
+          <w:b/>
+          <w:bCs/>
+        </w:rPr>
+        <w:t xml:space="preserve">Lab vs PROD — no PodDisruptionBudget on a quorum workload.</w:t>
+      </w:r>
+      <w:r>
+        <w:t xml:space="preserve"> </w:t>
+      </w:r>
+      <w:r>
+        <w:rPr>
+          <w:i/>
+          <w:iCs/>
+        </w:rPr>
+        <w:t xml:space="preserve">In the lab:</w:t>
+      </w:r>
+      <w:r>
+        <w:t xml:space="preserve"> </w:t>
+      </w:r>
+      <w:r>
+        <w:t xml:space="preserve">no PDBs anywhere, including</w:t>
+      </w:r>
+      <w:r>
+        <w:t xml:space="preserve"> </w:t>
+      </w:r>
+      <w:r>
+        <w:t xml:space="preserve">in front of Chapter 3’s three-broker Redpanda cluster.</w:t>
+      </w:r>
+      <w:r>
+        <w:t xml:space="preserve"> </w:t>
+      </w:r>
+      <w:r>
+        <w:rPr>
+          <w:i/>
+          <w:iCs/>
+        </w:rPr>
+        <w:t xml:space="preserve">Why it’s acceptable here:</w:t>
+      </w:r>
+      <w:r>
+        <w:t xml:space="preserve"> </w:t>
+      </w:r>
+      <w:r>
+        <w:t xml:space="preserve">with one node there is</w:t>
+      </w:r>
+      <w:r>
+        <w:t xml:space="preserve"> </w:t>
+      </w:r>
+      <w:r>
+        <w:t xml:space="preserve">nowhere to drain</w:t>
+      </w:r>
+      <w:r>
+        <w:t xml:space="preserve"> </w:t>
+      </w:r>
+      <w:r>
+        <w:rPr>
+          <w:i/>
+          <w:iCs/>
+        </w:rPr>
+        <w:t xml:space="preserve">to</w:t>
+      </w:r>
+      <w:r>
+        <w:t xml:space="preserve">, so a PDB would have nothing to protect and could not be exercised honestly.</w:t>
+      </w:r>
+      <w:r>
+        <w:t xml:space="preserve"> </w:t>
+      </w:r>
+      <w:r>
+        <w:rPr>
+          <w:i/>
+          <w:iCs/>
+        </w:rPr>
+        <w:t xml:space="preserve">In</w:t>
+      </w:r>
+      <w:r>
+        <w:rPr>
+          <w:i/>
+          <w:iCs/>
+        </w:rPr>
+        <w:t xml:space="preserve"> </w:t>
+      </w:r>
+      <w:r>
+        <w:rPr>
+          <w:i/>
+          <w:iCs/>
+        </w:rPr>
+        <w:t xml:space="preserve">production:</w:t>
+      </w:r>
+      <w:r>
+        <w:t xml:space="preserve"> </w:t>
+      </w:r>
+      <w:r>
+        <w:t xml:space="preserve">a PDB on anything quorum-based, sized so a voluntary disruption can never take out more</w:t>
+      </w:r>
+      <w:r>
+        <w:t xml:space="preserve"> </w:t>
+      </w:r>
+      <w:r>
+        <w:t xml:space="preserve">than one member.</w:t>
+      </w:r>
+      <w:r>
+        <w:t xml:space="preserve"> </w:t>
+      </w:r>
+      <w:r>
+        <w:rPr>
+          <w:i/>
+          <w:iCs/>
+        </w:rPr>
+        <w:t xml:space="preserve">If you carry the habit:</w:t>
+      </w:r>
+      <w:r>
+        <w:t xml:space="preserve"> </w:t>
+      </w:r>
+      <w:r>
+        <w:t xml:space="preserve">🚨</w:t>
+      </w:r>
+      <w:r>
+        <w:t xml:space="preserve"> </w:t>
+      </w:r>
+      <w:r>
+        <w:rPr>
+          <w:rStyle w:val="VerbatimChar"/>
+          <w:b/>
+          <w:bCs/>
+        </w:rPr>
+        <w:t xml:space="preserve">kubectl drain</w:t>
+      </w:r>
+      <w:r>
+        <w:rPr>
+          <w:b/>
+          <w:bCs/>
+        </w:rPr>
+        <w:t xml:space="preserve"> </w:t>
+      </w:r>
+      <w:r>
+        <w:rPr>
+          <w:b/>
+          <w:bCs/>
+        </w:rPr>
+        <w:t xml:space="preserve">will cheerfully destroy your quorum.</w:t>
+      </w:r>
+      <w:r>
+        <w:t xml:space="preserve"> </w:t>
+      </w:r>
+      <w:r>
+        <w:t xml:space="preserve">The critical detail is that §9 of this chapter is not enough on its own — a</w:t>
+      </w:r>
+      <w:r>
+        <w:t xml:space="preserve"> </w:t>
+      </w:r>
+      <w:r>
+        <w:rPr>
+          <w:i/>
+          <w:iCs/>
+        </w:rPr>
+        <w:t xml:space="preserve">Deployment</w:t>
+      </w:r>
+      <w:r>
+        <w:t xml:space="preserve"> </w:t>
+      </w:r>
+      <w:r>
+        <w:t xml:space="preserve">rolling update</w:t>
+      </w:r>
+      <w:r>
+        <w:t xml:space="preserve"> </w:t>
+      </w:r>
+      <w:r>
+        <w:t xml:space="preserve">respects</w:t>
+      </w:r>
+      <w:r>
+        <w:t xml:space="preserve"> </w:t>
+      </w:r>
+      <w:r>
+        <w:rPr>
+          <w:rStyle w:val="VerbatimChar"/>
+        </w:rPr>
+        <w:t xml:space="preserve">maxUnavailable</w:t>
+      </w:r>
+      <w:r>
+        <w:t xml:space="preserve">, but a</w:t>
+      </w:r>
+      <w:r>
+        <w:t xml:space="preserve"> </w:t>
+      </w:r>
+      <w:r>
+        <w:rPr>
+          <w:b/>
+          <w:bCs/>
+        </w:rPr>
+        <w:t xml:space="preserve">node drain is a different code path</w:t>
+      </w:r>
+      <w:r>
+        <w:t xml:space="preserve"> </w:t>
+      </w:r>
+      <w:r>
+        <w:t xml:space="preserve">and only a PDB constrains it.</w:t>
+      </w:r>
+      <w:r>
+        <w:t xml:space="preserve"> </w:t>
+      </w:r>
+      <w:r>
+        <w:t xml:space="preserve">So a cluster that survives every deploy can still be lost to a routine node patch, which is the version</w:t>
+      </w:r>
+      <w:r>
+        <w:t xml:space="preserve"> </w:t>
+      </w:r>
+      <w:r>
+        <w:t xml:space="preserve">of this that actually happens. ⚠️</w:t>
+      </w:r>
+      <w:r>
+        <w:t xml:space="preserve"> </w:t>
+      </w:r>
+      <w:r>
+        <w:rPr>
+          <w:i/>
+          <w:iCs/>
+        </w:rPr>
+        <w:t xml:space="preserve">Unverified prescription:</w:t>
+      </w:r>
+      <w:r>
+        <w:t xml:space="preserve"> </w:t>
+      </w:r>
+      <w:r>
+        <w:t xml:space="preserve">PDB behaviour under drain was never tested</w:t>
+      </w:r>
+      <w:r>
+        <w:t xml:space="preserve"> </w:t>
+      </w:r>
+      <w:r>
+        <w:t xml:space="preserve">here, for the reason given above.</w:t>
+      </w:r>
+    </w:p>
     <w:p>
       <w:r>
         <w:pict>
@@ -8588,7 +9152,8 @@
       </w:r>
     </w:p>
     <w:bookmarkEnd w:id="47"/>
-    <w:bookmarkStart w:id="48" w:name="commands-to-know-by-heart"/>
+    <w:bookmarkEnd w:id="48"/>
+    <w:bookmarkStart w:id="49" w:name="commands-to-know-by-heart"/>
     <w:p>
       <w:pPr>
         <w:pStyle w:val="Heading2"/>
@@ -9203,8 +9768,8 @@
         </w:pict>
       </w:r>
     </w:p>
-    <w:bookmarkEnd w:id="48"/>
-    <w:bookmarkStart w:id="49" w:name="glossary"/>
+    <w:bookmarkEnd w:id="49"/>
+    <w:bookmarkStart w:id="50" w:name="glossary"/>
     <w:p>
       <w:pPr>
         <w:pStyle w:val="Heading2"/>
@@ -9838,8 +10403,8 @@
         </w:pict>
       </w:r>
     </w:p>
-    <w:bookmarkEnd w:id="49"/>
-    <w:bookmarkStart w:id="50" w:name="check-yourself"/>
+    <w:bookmarkEnd w:id="50"/>
+    <w:bookmarkStart w:id="51" w:name="check-yourself"/>
     <w:p>
       <w:pPr>
         <w:pStyle w:val="Heading2"/>
@@ -10628,8 +11193,8 @@
         </w:pict>
       </w:r>
     </w:p>
-    <w:bookmarkEnd w:id="50"/>
-    <w:bookmarkStart w:id="51" w:name="whats-next"/>
+    <w:bookmarkEnd w:id="51"/>
+    <w:bookmarkStart w:id="52" w:name="whats-next"/>
     <w:p>
       <w:pPr>
         <w:pStyle w:val="Heading2"/>
@@ -10710,8 +11275,8 @@
         <w:t xml:space="preserve">— the Python producer/consumer application.</w:t>
       </w:r>
     </w:p>
-    <w:bookmarkEnd w:id="51"/>
     <w:bookmarkEnd w:id="52"/>
+    <w:bookmarkEnd w:id="53"/>
     <w:sectPr>
       <w:footerReference r:id="rIdEduFooter" w:type="default"/>
       <w:pgSz w:h="15840" w:w="12240"/>

--- a/education/k8s-k3s-redpanda/docx/chapter02_object_model.docx
+++ b/education/k8s-k3s-redpanda/docx/chapter02_object_model.docx
@@ -757,23 +757,39 @@
         <w:pStyle w:val="FirstParagraph"/>
       </w:pPr>
       <w:r>
+        <w:rPr>
+          <w:rStyle w:val="Key"/>
+        </w:rPr>
         <w:t xml:space="preserve">You apply one YAML file and get</w:t>
       </w:r>
       <w:r>
-        <w:t xml:space="preserve"> </w:t>
-      </w:r>
-      <w:r>
-        <w:rPr>
+        <w:rPr>
+          <w:rStyle w:val="Key"/>
+        </w:rPr>
+        <w:t xml:space="preserve"> </w:t>
+      </w:r>
+      <w:r>
+        <w:rPr>
+          <w:rStyle w:val="Key"/>
           <w:b/>
           <w:bCs/>
         </w:rPr>
         <w:t xml:space="preserve">three</w:t>
       </w:r>
       <w:r>
-        <w:t xml:space="preserve"> </w:t>
-      </w:r>
-      <w:r>
-        <w:t xml:space="preserve">API objects, each with a different job:</w:t>
+        <w:rPr>
+          <w:rStyle w:val="Key"/>
+        </w:rPr>
+        <w:t xml:space="preserve"> </w:t>
+      </w:r>
+      <w:r>
+        <w:rPr>
+          <w:rStyle w:val="Key"/>
+        </w:rPr>
+        <w:t xml:space="preserve">API objects</w:t>
+      </w:r>
+      <w:r>
+        <w:t xml:space="preserve">, each with a different job:</w:t>
       </w:r>
     </w:p>
     <w:tbl>
@@ -950,25 +966,47 @@
         <w:pStyle w:val="BodyText"/>
       </w:pPr>
       <w:r>
-        <w:t xml:space="preserve">A container is a fourth thing, but it is</w:t>
-      </w:r>
-      <w:r>
-        <w:t xml:space="preserve"> </w:t>
-      </w:r>
-      <w:r>
-        <w:rPr>
+        <w:t xml:space="preserve">A container is a fourth thing, but</w:t>
+      </w:r>
+      <w:r>
+        <w:t xml:space="preserve"> </w:t>
+      </w:r>
+      <w:r>
+        <w:rPr>
+          <w:rStyle w:val="Key"/>
+        </w:rPr>
+        <w:t xml:space="preserve">it is</w:t>
+      </w:r>
+      <w:r>
+        <w:rPr>
+          <w:rStyle w:val="Key"/>
+        </w:rPr>
+        <w:t xml:space="preserve"> </w:t>
+      </w:r>
+      <w:r>
+        <w:rPr>
+          <w:rStyle w:val="Key"/>
           <w:b/>
           <w:bCs/>
         </w:rPr>
         <w:t xml:space="preserve">not an API object</w:t>
       </w:r>
       <w:r>
-        <w:t xml:space="preserve"> </w:t>
-      </w:r>
-      <w:r>
+        <w:rPr>
+          <w:rStyle w:val="Key"/>
+        </w:rPr>
+        <w:t xml:space="preserve"> </w:t>
+      </w:r>
+      <w:r>
+        <w:rPr>
+          <w:rStyle w:val="Key"/>
+        </w:rPr>
         <w:t xml:space="preserve">— you cannot</w:t>
       </w:r>
       <w:r>
+        <w:rPr>
+          <w:rStyle w:val="Key"/>
+        </w:rPr>
         <w:t xml:space="preserve"> </w:t>
       </w:r>
       <w:r>
@@ -1022,7 +1060,19 @@
         <w:t xml:space="preserve"> </w:t>
       </w:r>
       <w:r>
-        <w:t xml:space="preserve">problems. A ReplicaSet solves the first and is deliberately stupid about versions. The Deployment</w:t>
+        <w:t xml:space="preserve">problems.</w:t>
+      </w:r>
+      <w:r>
+        <w:t xml:space="preserve"> </w:t>
+      </w:r>
+      <w:r>
+        <w:rPr>
+          <w:rStyle w:val="Key"/>
+        </w:rPr>
+        <w:t xml:space="preserve">A ReplicaSet solves the first and is deliberately stupid about versions</w:t>
+      </w:r>
+      <w:r>
+        <w:t xml:space="preserve">. The Deployment</w:t>
       </w:r>
       <w:r>
         <w:t xml:space="preserve"> </w:t>
@@ -1475,9 +1525,15 @@
         <w:pStyle w:val="FirstParagraph"/>
       </w:pPr>
       <w:r>
+        <w:rPr>
+          <w:rStyle w:val="Key"/>
+        </w:rPr>
         <w:t xml:space="preserve">The live ReplicaSet is actually selecting on</w:t>
       </w:r>
       <w:r>
+        <w:rPr>
+          <w:rStyle w:val="Key"/>
+        </w:rPr>
         <w:t xml:space="preserve"> </w:t>
       </w:r>
       <w:r>
@@ -1487,16 +1543,23 @@
         <w:t xml:space="preserve">app=web</w:t>
       </w:r>
       <w:r>
-        <w:t xml:space="preserve"> </w:t>
-      </w:r>
-      <w:r>
-        <w:rPr>
+        <w:rPr>
+          <w:rStyle w:val="Key"/>
+        </w:rPr>
+        <w:t xml:space="preserve"> </w:t>
+      </w:r>
+      <w:r>
+        <w:rPr>
+          <w:rStyle w:val="Key"/>
           <w:b/>
           <w:bCs/>
         </w:rPr>
         <w:t xml:space="preserve">AND</w:t>
       </w:r>
       <w:r>
+        <w:rPr>
+          <w:rStyle w:val="Key"/>
+        </w:rPr>
         <w:t xml:space="preserve"> </w:t>
       </w:r>
       <w:r>
@@ -2734,9 +2797,21 @@
         <w:pStyle w:val="FirstParagraph"/>
       </w:pPr>
       <w:r>
-        <w:t xml:space="preserve">Read as a pair, they define a window: with</w:t>
-      </w:r>
-      <w:r>
+        <w:t xml:space="preserve">Read as a pair, they define a window:</w:t>
+      </w:r>
+      <w:r>
+        <w:t xml:space="preserve"> </w:t>
+      </w:r>
+      <w:r>
+        <w:rPr>
+          <w:rStyle w:val="Key"/>
+        </w:rPr>
+        <w:t xml:space="preserve">with</w:t>
+      </w:r>
+      <w:r>
+        <w:rPr>
+          <w:rStyle w:val="Key"/>
+        </w:rPr>
         <w:t xml:space="preserve"> </w:t>
       </w:r>
       <w:r>
@@ -2746,9 +2821,15 @@
         <w:t xml:space="preserve">replicas: 3</w:t>
       </w:r>
       <w:r>
-        <w:t xml:space="preserve"> </w:t>
-      </w:r>
-      <w:r>
+        <w:rPr>
+          <w:rStyle w:val="Key"/>
+        </w:rPr>
+        <w:t xml:space="preserve"> </w:t>
+      </w:r>
+      <w:r>
+        <w:rPr>
+          <w:rStyle w:val="Key"/>
+        </w:rPr>
         <w:t xml:space="preserve">you may have 3 or 4 pods, and at least 3</w:t>
       </w:r>
       <w:r>
@@ -3011,7 +3092,16 @@
         <w:pStyle w:val="FirstParagraph"/>
       </w:pPr>
       <w:r>
-        <w:t xml:space="preserve">…and yet nothing rolled. Same ReplicaSets, same pod ages, no new revision. Only the</w:t>
+        <w:t xml:space="preserve">…</w:t>
+      </w:r>
+      <w:r>
+        <w:rPr>
+          <w:rStyle w:val="Key"/>
+        </w:rPr>
+        <w:t xml:space="preserve">and yet nothing rolled. Same ReplicaSets, same pod ages, no new revision</w:t>
+      </w:r>
+      <w:r>
+        <w:t xml:space="preserve">. Only the</w:t>
       </w:r>
       <w:r>
         <w:t xml:space="preserve"> </w:t>
@@ -3329,7 +3419,13 @@
         <w:t xml:space="preserve"> </w:t>
       </w:r>
       <w:r>
-        <w:t xml:space="preserve">means something EXTERNAL killed the container — nearly always the liveness probe. A real app crash gives a non-zero code or a signal.</w:t>
+        <w:rPr>
+          <w:rStyle w:val="Key"/>
+        </w:rPr>
+        <w:t xml:space="preserve">means something EXTERNAL killed the container — nearly always the liveness probe</w:t>
+      </w:r>
+      <w:r>
+        <w:t xml:space="preserve">. A real app crash gives a non-zero code or a signal.</w:t>
       </w:r>
     </w:p>
     <w:p>
@@ -3370,7 +3466,19 @@
         <w:pStyle w:val="FirstParagraph"/>
       </w:pPr>
       <w:r>
-        <w:t xml:space="preserve">Without a probe, Kubernetes calls a pod Ready as soon as the container process starts. For most</w:t>
+        <w:t xml:space="preserve">Without a probe,</w:t>
+      </w:r>
+      <w:r>
+        <w:t xml:space="preserve"> </w:t>
+      </w:r>
+      <w:r>
+        <w:rPr>
+          <w:rStyle w:val="Key"/>
+        </w:rPr>
+        <w:t xml:space="preserve">Kubernetes calls a pod Ready as soon as the container process starts</w:t>
+      </w:r>
+      <w:r>
+        <w:t xml:space="preserve">. For most</w:t>
       </w:r>
       <w:r>
         <w:t xml:space="preserve"> </w:t>
@@ -3597,16 +3705,26 @@
       </w:r>
       <w:r>
         <w:rPr>
+          <w:rStyle w:val="Key"/>
           <w:b/>
           <w:bCs/>
         </w:rPr>
         <w:t xml:space="preserve">200–399</w:t>
       </w:r>
       <w:r>
-        <w:t xml:space="preserve"> </w:t>
-      </w:r>
-      <w:r>
-        <w:t xml:space="preserve">as success, so the pod could never become Ready.</w:t>
+        <w:rPr>
+          <w:rStyle w:val="Key"/>
+        </w:rPr>
+        <w:t xml:space="preserve"> </w:t>
+      </w:r>
+      <w:r>
+        <w:rPr>
+          <w:rStyle w:val="Key"/>
+        </w:rPr>
+        <w:t xml:space="preserve">as success, so the pod could never become Ready</w:t>
+      </w:r>
+      <w:r>
+        <w:t xml:space="preserve">.</w:t>
       </w:r>
     </w:p>
     <w:p>
@@ -4445,6 +4563,9 @@
         <w:t xml:space="preserve"> </w:t>
       </w:r>
       <w:r>
+        <w:rPr>
+          <w:rStyle w:val="Key"/>
+        </w:rPr>
         <w:t xml:space="preserve">a CI job that times out and exits red leaves a half-rolled deployment</w:t>
       </w:r>
       <w:r>
@@ -4769,16 +4890,26 @@
       </w:pPr>
       <w:r>
         <w:rPr>
+          <w:rStyle w:val="Key"/>
           <w:b/>
           <w:bCs/>
         </w:rPr>
         <w:t xml:space="preserve">The rollout succeeded.</w:t>
       </w:r>
       <w:r>
-        <w:t xml:space="preserve"> </w:t>
-      </w:r>
-      <w:r>
-        <w:t xml:space="preserve">Revision 5 went out cleanly, all three known-good pods were deleted, and</w:t>
+        <w:rPr>
+          <w:rStyle w:val="Key"/>
+        </w:rPr>
+        <w:t xml:space="preserve"> </w:t>
+      </w:r>
+      <w:r>
+        <w:rPr>
+          <w:rStyle w:val="Key"/>
+        </w:rPr>
+        <w:t xml:space="preserve">Revision 5 went out cleanly, all three known-good pods were deleted</w:t>
+      </w:r>
+      <w:r>
+        <w:t xml:space="preserve">, and</w:t>
       </w:r>
       <w:r>
         <w:t xml:space="preserve"> </w:t>
@@ -4871,23 +5002,39 @@
         <w:pStyle w:val="FirstParagraph"/>
       </w:pPr>
       <w:r>
+        <w:rPr>
+          <w:rStyle w:val="Key"/>
+        </w:rPr>
         <w:t xml:space="preserve">Readiness is consulted</w:t>
       </w:r>
       <w:r>
-        <w:t xml:space="preserve"> </w:t>
-      </w:r>
-      <w:r>
-        <w:rPr>
+        <w:rPr>
+          <w:rStyle w:val="Key"/>
+        </w:rPr>
+        <w:t xml:space="preserve"> </w:t>
+      </w:r>
+      <w:r>
+        <w:rPr>
+          <w:rStyle w:val="Key"/>
           <w:i/>
           <w:iCs/>
         </w:rPr>
         <w:t xml:space="preserve">before</w:t>
       </w:r>
       <w:r>
-        <w:t xml:space="preserve"> </w:t>
-      </w:r>
-      <w:r>
-        <w:t xml:space="preserve">a pod is allowed to count as available, so a failure stops the</w:t>
+        <w:rPr>
+          <w:rStyle w:val="Key"/>
+        </w:rPr>
+        <w:t xml:space="preserve"> </w:t>
+      </w:r>
+      <w:r>
+        <w:rPr>
+          <w:rStyle w:val="Key"/>
+        </w:rPr>
+        <w:t xml:space="preserve">a pod is allowed to count as available</w:t>
+      </w:r>
+      <w:r>
+        <w:t xml:space="preserve">, so a failure stops the</w:t>
       </w:r>
       <w:r>
         <w:t xml:space="preserve"> </w:t>
@@ -5293,23 +5440,48 @@
         <w:pStyle w:val="FirstParagraph"/>
       </w:pPr>
       <w:r>
-        <w:t xml:space="preserve">Note also that the</w:t>
-      </w:r>
-      <w:r>
-        <w:t xml:space="preserve"> </w:t>
-      </w:r>
-      <w:r>
-        <w:rPr>
+        <w:t xml:space="preserve">Note also that</w:t>
+      </w:r>
+      <w:r>
+        <w:t xml:space="preserve"> </w:t>
+      </w:r>
+      <w:r>
+        <w:rPr>
+          <w:rStyle w:val="Key"/>
+        </w:rPr>
+        <w:t xml:space="preserve">the</w:t>
+      </w:r>
+      <w:r>
+        <w:rPr>
+          <w:rStyle w:val="Key"/>
+        </w:rPr>
+        <w:t xml:space="preserve"> </w:t>
+      </w:r>
+      <w:r>
+        <w:rPr>
+          <w:rStyle w:val="Key"/>
           <w:b/>
           <w:bCs/>
         </w:rPr>
         <w:t xml:space="preserve">pod names never changed</w:t>
       </w:r>
       <w:r>
-        <w:t xml:space="preserve"> </w:t>
-      </w:r>
-      <w:r>
-        <w:t xml:space="preserve">while the restart counter climbed — the same three</w:t>
+        <w:rPr>
+          <w:rStyle w:val="Key"/>
+        </w:rPr>
+        <w:t xml:space="preserve"> </w:t>
+      </w:r>
+      <w:r>
+        <w:rPr>
+          <w:rStyle w:val="Key"/>
+        </w:rPr>
+        <w:t xml:space="preserve">while the restart counter climbed</w:t>
+      </w:r>
+      <w:r>
+        <w:t xml:space="preserve"> </w:t>
+      </w:r>
+      <w:r>
+        <w:t xml:space="preserve">— the same three</w:t>
       </w:r>
       <w:r>
         <w:t xml:space="preserve"> </w:t>
@@ -5582,7 +5754,19 @@
         <w:t xml:space="preserve">readiness</w:t>
       </w:r>
       <w:r>
-        <w:t xml:space="preserve">, which merely removes you from the load balancer and lets you recover in place.</w:t>
+        <w:t xml:space="preserve">,</w:t>
+      </w:r>
+      <w:r>
+        <w:t xml:space="preserve"> </w:t>
+      </w:r>
+      <w:r>
+        <w:rPr>
+          <w:rStyle w:val="Key"/>
+        </w:rPr>
+        <w:t xml:space="preserve">which merely removes you from the load balancer and lets you recover in place</w:t>
+      </w:r>
+      <w:r>
+        <w:t xml:space="preserve">.</w:t>
       </w:r>
     </w:p>
     <w:p>
@@ -5931,18 +6115,33 @@
         <w:t xml:space="preserve"> </w:t>
       </w:r>
       <w:r>
+        <w:rPr>
+          <w:rStyle w:val="Key"/>
+        </w:rPr>
         <w:t xml:space="preserve">if someone in the incident channel says</w:t>
       </w:r>
       <w:r>
-        <w:t xml:space="preserve"> </w:t>
-      </w:r>
-      <w:r>
+        <w:rPr>
+          <w:rStyle w:val="Key"/>
+        </w:rPr>
+        <w:t xml:space="preserve"> </w:t>
+      </w:r>
+      <w:r>
+        <w:rPr>
+          <w:rStyle w:val="Key"/>
+        </w:rPr>
         <w:t xml:space="preserve">“roll back to revision 2,”</w:t>
       </w:r>
       <w:r>
-        <w:t xml:space="preserve"> </w:t>
-      </w:r>
-      <w:r>
+        <w:rPr>
+          <w:rStyle w:val="Key"/>
+        </w:rPr>
+        <w:t xml:space="preserve"> </w:t>
+      </w:r>
+      <w:r>
+        <w:rPr>
+          <w:rStyle w:val="Key"/>
+        </w:rPr>
         <w:t xml:space="preserve">that revision</w:t>
       </w:r>
       <w:r>
@@ -6459,7 +6658,13 @@
         <w:t xml:space="preserve"> </w:t>
       </w:r>
       <w:r>
-        <w:t xml:space="preserve">back, go to bed, and the morning’s first pipeline redeploys the break.</w:t>
+        <w:rPr>
+          <w:rStyle w:val="Key"/>
+        </w:rPr>
+        <w:t xml:space="preserve">back, go to bed, and the morning’s first pipeline redeploys the break</w:t>
+      </w:r>
+      <w:r>
+        <w:t xml:space="preserve">.</w:t>
       </w:r>
     </w:p>
     <w:p>
@@ -6582,7 +6787,19 @@
         <w:t xml:space="preserve"> </w:t>
       </w:r>
       <w:r>
-        <w:t xml:space="preserve">controller counts pods reporting Ready. It has no concept of voting, majorities, or Raft. Point one</w:t>
+        <w:t xml:space="preserve">controller counts pods reporting Ready.</w:t>
+      </w:r>
+      <w:r>
+        <w:t xml:space="preserve"> </w:t>
+      </w:r>
+      <w:r>
+        <w:rPr>
+          <w:rStyle w:val="Key"/>
+        </w:rPr>
+        <w:t xml:space="preserve">It has no concept of voting, majorities, or Raft</w:t>
+      </w:r>
+      <w:r>
+        <w:t xml:space="preserve">. Point one</w:t>
       </w:r>
       <w:r>
         <w:t xml:space="preserve"> </w:t>
@@ -6701,19 +6918,43 @@
         <w:t xml:space="preserve"> </w:t>
       </w:r>
       <w:r>
-        <w:t xml:space="preserve">zero partitions. A readiness probe checking</w:t>
-      </w:r>
-      <w:r>
-        <w:t xml:space="preserve"> </w:t>
-      </w:r>
-      <w:r>
+        <w:t xml:space="preserve">zero partitions.</w:t>
+      </w:r>
+      <w:r>
+        <w:t xml:space="preserve"> </w:t>
+      </w:r>
+      <w:r>
+        <w:rPr>
+          <w:rStyle w:val="Key"/>
+        </w:rPr>
+        <w:t xml:space="preserve">A readiness probe checking</w:t>
+      </w:r>
+      <w:r>
+        <w:rPr>
+          <w:rStyle w:val="Key"/>
+        </w:rPr>
+        <w:t xml:space="preserve"> </w:t>
+      </w:r>
+      <w:r>
+        <w:rPr>
+          <w:rStyle w:val="Key"/>
+        </w:rPr>
         <w:t xml:space="preserve">“is my port open”</w:t>
       </w:r>
       <w:r>
-        <w:t xml:space="preserve"> </w:t>
-      </w:r>
-      <w:r>
-        <w:t xml:space="preserve">would have said yes throughout, and a</w:t>
+        <w:rPr>
+          <w:rStyle w:val="Key"/>
+        </w:rPr>
+        <w:t xml:space="preserve"> </w:t>
+      </w:r>
+      <w:r>
+        <w:rPr>
+          <w:rStyle w:val="Key"/>
+        </w:rPr>
+        <w:t xml:space="preserve">would have said yes throughout</w:t>
+      </w:r>
+      <w:r>
+        <w:t xml:space="preserve">, and a</w:t>
       </w:r>
       <w:r>
         <w:t xml:space="preserve"> </w:t>
@@ -7219,23 +7460,39 @@
         <w:pStyle w:val="BodyText"/>
       </w:pPr>
       <w:r>
+        <w:rPr>
+          <w:rStyle w:val="Key"/>
+        </w:rPr>
         <w:t xml:space="preserve">The</w:t>
       </w:r>
       <w:r>
-        <w:t xml:space="preserve"> </w:t>
-      </w:r>
-      <w:r>
-        <w:rPr>
+        <w:rPr>
+          <w:rStyle w:val="Key"/>
+        </w:rPr>
+        <w:t xml:space="preserve"> </w:t>
+      </w:r>
+      <w:r>
+        <w:rPr>
+          <w:rStyle w:val="Key"/>
           <w:b/>
           <w:bCs/>
         </w:rPr>
         <w:t xml:space="preserve">limit</w:t>
       </w:r>
       <w:r>
-        <w:t xml:space="preserve"> </w:t>
-      </w:r>
-      <w:r>
-        <w:t xml:space="preserve">is a runtime ceiling enforced by the kernel through cgroups, and the two resources</w:t>
+        <w:rPr>
+          <w:rStyle w:val="Key"/>
+        </w:rPr>
+        <w:t xml:space="preserve"> </w:t>
+      </w:r>
+      <w:r>
+        <w:rPr>
+          <w:rStyle w:val="Key"/>
+        </w:rPr>
+        <w:t xml:space="preserve">is a runtime ceiling enforced by the kernel through cgroups</w:t>
+      </w:r>
+      <w:r>
+        <w:t xml:space="preserve">, and the two resources</w:t>
       </w:r>
       <w:r>
         <w:t xml:space="preserve"> </w:t>
@@ -7477,7 +7734,19 @@
         <w:pStyle w:val="FirstParagraph"/>
       </w:pPr>
       <w:r>
-        <w:t xml:space="preserve">You never set the QoS class. The kubelet derives it from what you did or did not specify, and it</w:t>
+        <w:t xml:space="preserve">You never set the QoS class.</w:t>
+      </w:r>
+      <w:r>
+        <w:t xml:space="preserve"> </w:t>
+      </w:r>
+      <w:r>
+        <w:rPr>
+          <w:rStyle w:val="Key"/>
+        </w:rPr>
+        <w:t xml:space="preserve">The kubelet derives it from what you did or did not specify</w:t>
+      </w:r>
+      <w:r>
+        <w:t xml:space="preserve">, and it</w:t>
       </w:r>
       <w:r>
         <w:t xml:space="preserve"> </w:t>
@@ -7767,7 +8036,13 @@
         <w:t xml:space="preserve"> </w:t>
       </w:r>
       <w:r>
-        <w:t xml:space="preserve">first thing killed when a node comes under memory pressure, whatever the pod is doing. A</w:t>
+        <w:rPr>
+          <w:rStyle w:val="Key"/>
+        </w:rPr>
+        <w:t xml:space="preserve">first thing killed when a node comes under memory pressure, whatever the pod is doing</w:t>
+      </w:r>
+      <w:r>
+        <w:t xml:space="preserve">. A</w:t>
       </w:r>
       <w:r>
         <w:t xml:space="preserve"> </w:t>
@@ -7822,7 +8097,13 @@
         <w:pStyle w:val="FirstParagraph"/>
       </w:pPr>
       <w:r>
-        <w:t xml:space="preserve">A container that exceeds its memory limit is killed by the kernel, not by Kubernetes, and the</w:t>
+        <w:rPr>
+          <w:rStyle w:val="Key"/>
+        </w:rPr>
+        <w:t xml:space="preserve">A container that exceeds its memory limit is killed by the kernel, not by Kubernetes</w:t>
+      </w:r>
+      <w:r>
+        <w:t xml:space="preserve">, and the</w:t>
       </w:r>
       <w:r>
         <w:t xml:space="preserve"> </w:t>
@@ -8850,9 +9131,15 @@
         <w:t xml:space="preserve"> </w:t>
       </w:r>
       <w:r>
+        <w:rPr>
+          <w:rStyle w:val="Key"/>
+        </w:rPr>
         <w:t xml:space="preserve">is up but cannot reach its database passes</w:t>
       </w:r>
       <w:r>
+        <w:rPr>
+          <w:rStyle w:val="Key"/>
+        </w:rPr>
         <w:t xml:space="preserve"> </w:t>
       </w:r>
       <w:r>
@@ -8862,10 +9149,19 @@
         <w:t xml:space="preserve">/</w:t>
       </w:r>
       <w:r>
-        <w:t xml:space="preserve"> </w:t>
-      </w:r>
-      <w:r>
-        <w:t xml:space="preserve">forever, so Kubernetes keeps routing traffic to it and</w:t>
+        <w:rPr>
+          <w:rStyle w:val="Key"/>
+        </w:rPr>
+        <w:t xml:space="preserve"> </w:t>
+      </w:r>
+      <w:r>
+        <w:rPr>
+          <w:rStyle w:val="Key"/>
+        </w:rPr>
+        <w:t xml:space="preserve">forever</w:t>
+      </w:r>
+      <w:r>
+        <w:t xml:space="preserve">, so Kubernetes keeps routing traffic to it and</w:t>
       </w:r>
       <w:r>
         <w:t xml:space="preserve"> </w:t>
@@ -8890,6 +9186,7 @@
       </w:r>
       <w:r>
         <w:rPr>
+          <w:rStyle w:val="Key"/>
           <w:b/>
           <w:bCs/>
         </w:rPr>
@@ -9004,7 +9301,16 @@
         <w:t xml:space="preserve"> </w:t>
       </w:r>
       <w:r>
-        <w:t xml:space="preserve">a PDB on anything quorum-based, sized so a voluntary disruption can never take out more</w:t>
+        <w:t xml:space="preserve">a PDB on anything quorum-based,</w:t>
+      </w:r>
+      <w:r>
+        <w:t xml:space="preserve"> </w:t>
+      </w:r>
+      <w:r>
+        <w:rPr>
+          <w:rStyle w:val="Key"/>
+        </w:rPr>
+        <w:t xml:space="preserve">sized so a voluntary disruption can never take out more</w:t>
       </w:r>
       <w:r>
         <w:t xml:space="preserve"> </w:t>
@@ -9091,29 +9397,63 @@
         <w:t xml:space="preserve">maxUnavailable</w:t>
       </w:r>
       <w:r>
-        <w:t xml:space="preserve">, but a</w:t>
-      </w:r>
-      <w:r>
-        <w:t xml:space="preserve"> </w:t>
-      </w:r>
-      <w:r>
-        <w:rPr>
+        <w:t xml:space="preserve">, but</w:t>
+      </w:r>
+      <w:r>
+        <w:t xml:space="preserve"> </w:t>
+      </w:r>
+      <w:r>
+        <w:rPr>
+          <w:rStyle w:val="Key"/>
+        </w:rPr>
+        <w:t xml:space="preserve">a</w:t>
+      </w:r>
+      <w:r>
+        <w:rPr>
+          <w:rStyle w:val="Key"/>
+        </w:rPr>
+        <w:t xml:space="preserve"> </w:t>
+      </w:r>
+      <w:r>
+        <w:rPr>
+          <w:rStyle w:val="Key"/>
           <w:b/>
           <w:bCs/>
         </w:rPr>
         <w:t xml:space="preserve">node drain is a different code path</w:t>
       </w:r>
       <w:r>
-        <w:t xml:space="preserve"> </w:t>
-      </w:r>
-      <w:r>
-        <w:t xml:space="preserve">and only a PDB constrains it.</w:t>
-      </w:r>
-      <w:r>
-        <w:t xml:space="preserve"> </w:t>
-      </w:r>
-      <w:r>
-        <w:t xml:space="preserve">So a cluster that survives every deploy can still be lost to a routine node patch, which is the version</w:t>
+        <w:rPr>
+          <w:rStyle w:val="Key"/>
+        </w:rPr>
+        <w:t xml:space="preserve"> </w:t>
+      </w:r>
+      <w:r>
+        <w:rPr>
+          <w:rStyle w:val="Key"/>
+        </w:rPr>
+        <w:t xml:space="preserve">and only a PDB constrains it</w:t>
+      </w:r>
+      <w:r>
+        <w:t xml:space="preserve">.</w:t>
+      </w:r>
+      <w:r>
+        <w:t xml:space="preserve"> </w:t>
+      </w:r>
+      <w:r>
+        <w:t xml:space="preserve">So</w:t>
+      </w:r>
+      <w:r>
+        <w:t xml:space="preserve"> </w:t>
+      </w:r>
+      <w:r>
+        <w:rPr>
+          <w:rStyle w:val="Key"/>
+        </w:rPr>
+        <w:t xml:space="preserve">a cluster that survives every deploy can still be lost to a routine node patch</w:t>
+      </w:r>
+      <w:r>
+        <w:t xml:space="preserve">, which is the version</w:t>
       </w:r>
       <w:r>
         <w:t xml:space="preserve"> </w:t>
